--- a/Knowledge/3-Work knowledge/1-Software Engineering/2-Testing/5-My Source/1-ISTQB Foundation Level/4-Dynamic Testing/1-Types of Integration Testing Approaches/2-Top-down Integration Testing.docx
+++ b/Knowledge/3-Work knowledge/1-Software Engineering/2-Testing/5-My Source/1-ISTQB Foundation Level/4-Dynamic Testing/1-Types of Integration Testing Approaches/2-Top-down Integration Testing.docx
@@ -38,60 +38,77 @@
       </w:pPr>
       <w:r>
         <w:rPr>
-          <w:b/>
-          <w:shd w:val="clear" w:color="auto" w:fill="B7B7B7"/>
-        </w:rPr>
-        <w:t># Source</w:t>
-      </w:r>
-      <w:r>
-        <w:rPr>
-          <w:shd w:val="clear" w:color="auto" w:fill="B7B7B7"/>
-        </w:rPr>
-        <w:t xml:space="preserve">: </w:t>
-      </w:r>
-      <w:proofErr w:type="spellStart"/>
-      <w:r>
-        <w:rPr>
-          <w:b/>
-          <w:shd w:val="clear" w:color="auto" w:fill="B7B7B7"/>
-        </w:rPr>
-        <w:t>Chatgpt</w:t>
-      </w:r>
-      <w:proofErr w:type="spellEnd"/>
-      <w:r>
-        <w:rPr>
-          <w:b/>
-          <w:shd w:val="clear" w:color="auto" w:fill="B7B7B7"/>
-        </w:rPr>
-        <w:t xml:space="preserve"> </w:t>
-      </w:r>
-      <w:r>
-        <w:rPr>
-          <w:b/>
-          <w:sz w:val="14"/>
-          <w:szCs w:val="14"/>
-          <w:shd w:val="clear" w:color="auto" w:fill="B7B7B7"/>
-        </w:rPr>
-        <w:t>(GPT</w:t>
-      </w:r>
-      <w:r>
-        <w:rPr>
-          <w:rFonts w:ascii="Cambria Math" w:hAnsi="Cambria Math" w:cs="Cambria Math"/>
-          <w:b/>
-          <w:sz w:val="14"/>
-          <w:szCs w:val="14"/>
-          <w:shd w:val="clear" w:color="auto" w:fill="B7B7B7"/>
+          <w:rFonts w:ascii="Arial" w:eastAsia="Arial" w:hAnsi="Arial" w:cs="Arial"/>
+          <w:b/>
+          <w:color w:val="000000"/>
+          <w:sz w:val="18"/>
+          <w:highlight w:val="lightGray"/>
+        </w:rPr>
+        <w:t># Source: AI Source: Provided by: [Data Path</w:t>
+      </w:r>
+      <w:r>
+        <w:rPr>
+          <w:rFonts w:ascii="Arial" w:eastAsia="Arial" w:hAnsi="Arial" w:cs="Arial"/>
+          <w:color w:val="000000"/>
+          <w:sz w:val="18"/>
+          <w:highlight w:val="lightGray"/>
+        </w:rPr>
+        <w:t xml:space="preserve">: Persons Table -&gt; ID Column: 1, Name_En Column: Motasem Essam] -&gt; </w:t>
+      </w:r>
+      <w:r>
+        <w:rPr>
+          <w:rFonts w:ascii="Arial" w:eastAsia="Arial" w:hAnsi="Arial" w:cs="Arial"/>
+          <w:b/>
+          <w:color w:val="000000"/>
+          <w:sz w:val="18"/>
+          <w:highlight w:val="lightGray"/>
+        </w:rPr>
+        <w:t>From:</w:t>
+      </w:r>
+      <w:r>
+        <w:rPr>
+          <w:rFonts w:ascii="Arial" w:eastAsia="Arial" w:hAnsi="Arial" w:cs="Arial"/>
+          <w:color w:val="000000"/>
+          <w:sz w:val="18"/>
+          <w:highlight w:val="lightGray"/>
+        </w:rPr>
+        <w:t xml:space="preserve"> [Chatgpt (GPT</w:t>
+      </w:r>
+      <w:r>
+        <w:rPr>
+          <w:rFonts w:ascii="Arial" w:eastAsia="Arial" w:hAnsi="Arial" w:cs="Cambria Math"/>
+          <w:color w:val="000000"/>
+          <w:sz w:val="18"/>
+          <w:highlight w:val="lightGray"/>
         </w:rPr>
         <w:t>‑</w:t>
       </w:r>
       <w:r>
         <w:rPr>
-          <w:b/>
-          <w:sz w:val="14"/>
-          <w:szCs w:val="14"/>
-          <w:shd w:val="clear" w:color="auto" w:fill="B7B7B7"/>
-        </w:rPr>
-        <w:t>5 Mini) at [8/22/2025]</w:t>
+          <w:rFonts w:ascii="Arial" w:eastAsia="Arial" w:hAnsi="Arial" w:cs="Arial"/>
+          <w:color w:val="000000"/>
+          <w:sz w:val="18"/>
+          <w:highlight w:val="lightGray"/>
+        </w:rPr>
+        <w:t xml:space="preserve">5 Mini)] </w:t>
+      </w:r>
+      <w:r>
+        <w:rPr>
+          <w:rFonts w:ascii="Arial" w:eastAsia="Arial" w:hAnsi="Arial" w:cs="Arial"/>
+          <w:b/>
+          <w:color w:val="000000"/>
+          <w:sz w:val="18"/>
+          <w:highlight w:val="lightGray"/>
+        </w:rPr>
+        <w:t>on</w:t>
+      </w:r>
+      <w:r>
+        <w:rPr>
+          <w:rFonts w:ascii="Arial" w:eastAsia="Arial" w:hAnsi="Arial"/>
+          <w:sz w:val="18"/>
+          <w:highlight w:val="lightGray"/>
+        </w:rPr>
+        <w:t xml:space="preserve"> [8/22/2025]</w:t>
       </w:r>
     </w:p>
     <w:p>
@@ -130,7 +147,7 @@
     </w:p>
     <w:p>
       <w:r>
-        <w:pict w14:anchorId="77764942">
+        <w:pict w14:anchorId="1F1BFCAF">
           <v:rect id="_x0000_i1025" style="width:0;height:1.5pt" o:hralign="center" o:hrstd="t" o:hr="t" fillcolor="#a0a0a0" stroked="f"/>
         </w:pict>
       </w:r>
@@ -154,60 +171,77 @@
       </w:pPr>
       <w:r>
         <w:rPr>
-          <w:b/>
-          <w:shd w:val="clear" w:color="auto" w:fill="B7B7B7"/>
-        </w:rPr>
-        <w:t># Source</w:t>
-      </w:r>
-      <w:r>
-        <w:rPr>
-          <w:shd w:val="clear" w:color="auto" w:fill="B7B7B7"/>
-        </w:rPr>
-        <w:t xml:space="preserve">: </w:t>
-      </w:r>
-      <w:proofErr w:type="spellStart"/>
-      <w:r>
-        <w:rPr>
-          <w:b/>
-          <w:shd w:val="clear" w:color="auto" w:fill="B7B7B7"/>
-        </w:rPr>
-        <w:t>Chatgpt</w:t>
-      </w:r>
-      <w:proofErr w:type="spellEnd"/>
-      <w:r>
-        <w:rPr>
-          <w:b/>
-          <w:shd w:val="clear" w:color="auto" w:fill="B7B7B7"/>
-        </w:rPr>
-        <w:t xml:space="preserve"> </w:t>
-      </w:r>
-      <w:r>
-        <w:rPr>
-          <w:b/>
-          <w:sz w:val="14"/>
-          <w:szCs w:val="14"/>
-          <w:shd w:val="clear" w:color="auto" w:fill="B7B7B7"/>
-        </w:rPr>
-        <w:t>(GPT</w:t>
-      </w:r>
-      <w:r>
-        <w:rPr>
-          <w:rFonts w:ascii="Cambria Math" w:hAnsi="Cambria Math" w:cs="Cambria Math"/>
-          <w:b/>
-          <w:sz w:val="14"/>
-          <w:szCs w:val="14"/>
-          <w:shd w:val="clear" w:color="auto" w:fill="B7B7B7"/>
+          <w:rFonts w:ascii="Arial" w:eastAsia="Arial" w:hAnsi="Arial" w:cs="Arial"/>
+          <w:b/>
+          <w:color w:val="000000"/>
+          <w:sz w:val="18"/>
+          <w:highlight w:val="lightGray"/>
+        </w:rPr>
+        <w:t># Source: AI Source: Provided by: [Data Path</w:t>
+      </w:r>
+      <w:r>
+        <w:rPr>
+          <w:rFonts w:ascii="Arial" w:eastAsia="Arial" w:hAnsi="Arial" w:cs="Arial"/>
+          <w:color w:val="000000"/>
+          <w:sz w:val="18"/>
+          <w:highlight w:val="lightGray"/>
+        </w:rPr>
+        <w:t xml:space="preserve">: Persons Table -&gt; ID Column: 1, Name_En Column: Motasem Essam] -&gt; </w:t>
+      </w:r>
+      <w:r>
+        <w:rPr>
+          <w:rFonts w:ascii="Arial" w:eastAsia="Arial" w:hAnsi="Arial" w:cs="Arial"/>
+          <w:b/>
+          <w:color w:val="000000"/>
+          <w:sz w:val="18"/>
+          <w:highlight w:val="lightGray"/>
+        </w:rPr>
+        <w:t>From:</w:t>
+      </w:r>
+      <w:r>
+        <w:rPr>
+          <w:rFonts w:ascii="Arial" w:eastAsia="Arial" w:hAnsi="Arial" w:cs="Arial"/>
+          <w:color w:val="000000"/>
+          <w:sz w:val="18"/>
+          <w:highlight w:val="lightGray"/>
+        </w:rPr>
+        <w:t xml:space="preserve"> [Chatgpt (GPT</w:t>
+      </w:r>
+      <w:r>
+        <w:rPr>
+          <w:rFonts w:ascii="Arial" w:eastAsia="Arial" w:hAnsi="Arial" w:cs="Cambria Math"/>
+          <w:color w:val="000000"/>
+          <w:sz w:val="18"/>
+          <w:highlight w:val="lightGray"/>
         </w:rPr>
         <w:t>‑</w:t>
       </w:r>
       <w:r>
         <w:rPr>
-          <w:b/>
-          <w:sz w:val="14"/>
-          <w:szCs w:val="14"/>
-          <w:shd w:val="clear" w:color="auto" w:fill="B7B7B7"/>
-        </w:rPr>
-        <w:t>5 Mini) at [8/22/2025]</w:t>
+          <w:rFonts w:ascii="Arial" w:eastAsia="Arial" w:hAnsi="Arial" w:cs="Arial"/>
+          <w:color w:val="000000"/>
+          <w:sz w:val="18"/>
+          <w:highlight w:val="lightGray"/>
+        </w:rPr>
+        <w:t xml:space="preserve">5 Mini)] </w:t>
+      </w:r>
+      <w:r>
+        <w:rPr>
+          <w:rFonts w:ascii="Arial" w:eastAsia="Arial" w:hAnsi="Arial" w:cs="Arial"/>
+          <w:b/>
+          <w:color w:val="000000"/>
+          <w:sz w:val="18"/>
+          <w:highlight w:val="lightGray"/>
+        </w:rPr>
+        <w:t>on</w:t>
+      </w:r>
+      <w:r>
+        <w:rPr>
+          <w:rFonts w:ascii="Arial" w:eastAsia="Arial" w:hAnsi="Arial"/>
+          <w:sz w:val="18"/>
+          <w:highlight w:val="lightGray"/>
+        </w:rPr>
+        <w:t xml:space="preserve"> [8/22/2025]</w:t>
       </w:r>
     </w:p>
     <w:p>
@@ -216,7 +250,7 @@
           <w:ilvl w:val="0"/>
           <w:numId w:val="4"/>
         </w:numPr>
-        <w:spacing w:before="240"/>
+        <w:spacing w:before="240" w:after="0" w:line="276" w:lineRule="auto"/>
       </w:pPr>
       <w:r>
         <w:rPr>
@@ -250,6 +284,7 @@
           <w:ilvl w:val="0"/>
           <w:numId w:val="4"/>
         </w:numPr>
+        <w:spacing w:after="0" w:line="276" w:lineRule="auto"/>
       </w:pPr>
       <w:r>
         <w:rPr>
@@ -277,6 +312,7 @@
           <w:ilvl w:val="0"/>
           <w:numId w:val="4"/>
         </w:numPr>
+        <w:spacing w:after="0" w:line="276" w:lineRule="auto"/>
       </w:pPr>
       <w:r>
         <w:rPr>
@@ -310,6 +346,7 @@
           <w:ilvl w:val="0"/>
           <w:numId w:val="4"/>
         </w:numPr>
+        <w:spacing w:after="0" w:line="276" w:lineRule="auto"/>
         <w:rPr>
           <w:rFonts w:ascii="Roboto Mono" w:eastAsia="Roboto Mono" w:hAnsi="Roboto Mono" w:cs="Roboto Mono"/>
         </w:rPr>
@@ -333,7 +370,7 @@
           <w:ilvl w:val="0"/>
           <w:numId w:val="4"/>
         </w:numPr>
-        <w:spacing w:after="240"/>
+        <w:spacing w:after="240" w:line="276" w:lineRule="auto"/>
       </w:pPr>
       <w:r>
         <w:rPr>
@@ -376,7 +413,7 @@
     </w:p>
     <w:p>
       <w:r>
-        <w:pict w14:anchorId="0FE5570D">
+        <w:pict w14:anchorId="0FB98CD6">
           <v:rect id="_x0000_i1026" style="width:0;height:1.5pt" o:hralign="center" o:hrstd="t" o:hr="t" fillcolor="#a0a0a0" stroked="f"/>
         </w:pict>
       </w:r>
@@ -400,60 +437,77 @@
       </w:pPr>
       <w:r>
         <w:rPr>
-          <w:b/>
-          <w:shd w:val="clear" w:color="auto" w:fill="B7B7B7"/>
-        </w:rPr>
-        <w:t># Source</w:t>
-      </w:r>
-      <w:r>
-        <w:rPr>
-          <w:shd w:val="clear" w:color="auto" w:fill="B7B7B7"/>
-        </w:rPr>
-        <w:t xml:space="preserve">: </w:t>
-      </w:r>
-      <w:proofErr w:type="spellStart"/>
-      <w:r>
-        <w:rPr>
-          <w:b/>
-          <w:shd w:val="clear" w:color="auto" w:fill="B7B7B7"/>
-        </w:rPr>
-        <w:t>Chatgpt</w:t>
-      </w:r>
-      <w:proofErr w:type="spellEnd"/>
-      <w:r>
-        <w:rPr>
-          <w:b/>
-          <w:shd w:val="clear" w:color="auto" w:fill="B7B7B7"/>
-        </w:rPr>
-        <w:t xml:space="preserve"> </w:t>
-      </w:r>
-      <w:r>
-        <w:rPr>
-          <w:b/>
-          <w:sz w:val="14"/>
-          <w:szCs w:val="14"/>
-          <w:shd w:val="clear" w:color="auto" w:fill="B7B7B7"/>
-        </w:rPr>
-        <w:t>(GPT</w:t>
-      </w:r>
-      <w:r>
-        <w:rPr>
-          <w:rFonts w:ascii="Cambria Math" w:hAnsi="Cambria Math" w:cs="Cambria Math"/>
-          <w:b/>
-          <w:sz w:val="14"/>
-          <w:szCs w:val="14"/>
-          <w:shd w:val="clear" w:color="auto" w:fill="B7B7B7"/>
+          <w:rFonts w:ascii="Arial" w:eastAsia="Arial" w:hAnsi="Arial" w:cs="Arial"/>
+          <w:b/>
+          <w:color w:val="000000"/>
+          <w:sz w:val="18"/>
+          <w:highlight w:val="lightGray"/>
+        </w:rPr>
+        <w:t># Source: AI Source: Provided by: [Data Path</w:t>
+      </w:r>
+      <w:r>
+        <w:rPr>
+          <w:rFonts w:ascii="Arial" w:eastAsia="Arial" w:hAnsi="Arial" w:cs="Arial"/>
+          <w:color w:val="000000"/>
+          <w:sz w:val="18"/>
+          <w:highlight w:val="lightGray"/>
+        </w:rPr>
+        <w:t xml:space="preserve">: Persons Table -&gt; ID Column: 1, Name_En Column: Motasem Essam] -&gt; </w:t>
+      </w:r>
+      <w:r>
+        <w:rPr>
+          <w:rFonts w:ascii="Arial" w:eastAsia="Arial" w:hAnsi="Arial" w:cs="Arial"/>
+          <w:b/>
+          <w:color w:val="000000"/>
+          <w:sz w:val="18"/>
+          <w:highlight w:val="lightGray"/>
+        </w:rPr>
+        <w:t>From:</w:t>
+      </w:r>
+      <w:r>
+        <w:rPr>
+          <w:rFonts w:ascii="Arial" w:eastAsia="Arial" w:hAnsi="Arial" w:cs="Arial"/>
+          <w:color w:val="000000"/>
+          <w:sz w:val="18"/>
+          <w:highlight w:val="lightGray"/>
+        </w:rPr>
+        <w:t xml:space="preserve"> [Chatgpt (GPT</w:t>
+      </w:r>
+      <w:r>
+        <w:rPr>
+          <w:rFonts w:ascii="Arial" w:eastAsia="Arial" w:hAnsi="Arial" w:cs="Cambria Math"/>
+          <w:color w:val="000000"/>
+          <w:sz w:val="18"/>
+          <w:highlight w:val="lightGray"/>
         </w:rPr>
         <w:t>‑</w:t>
       </w:r>
       <w:r>
         <w:rPr>
-          <w:b/>
-          <w:sz w:val="14"/>
-          <w:szCs w:val="14"/>
-          <w:shd w:val="clear" w:color="auto" w:fill="B7B7B7"/>
-        </w:rPr>
-        <w:t>5 Mini) at [8/22/2025]</w:t>
+          <w:rFonts w:ascii="Arial" w:eastAsia="Arial" w:hAnsi="Arial" w:cs="Arial"/>
+          <w:color w:val="000000"/>
+          <w:sz w:val="18"/>
+          <w:highlight w:val="lightGray"/>
+        </w:rPr>
+        <w:t xml:space="preserve">5 Mini)] </w:t>
+      </w:r>
+      <w:r>
+        <w:rPr>
+          <w:rFonts w:ascii="Arial" w:eastAsia="Arial" w:hAnsi="Arial" w:cs="Arial"/>
+          <w:b/>
+          <w:color w:val="000000"/>
+          <w:sz w:val="18"/>
+          <w:highlight w:val="lightGray"/>
+        </w:rPr>
+        <w:t>on</w:t>
+      </w:r>
+      <w:r>
+        <w:rPr>
+          <w:rFonts w:ascii="Arial" w:eastAsia="Arial" w:hAnsi="Arial"/>
+          <w:sz w:val="18"/>
+          <w:highlight w:val="lightGray"/>
+        </w:rPr>
+        <w:t xml:space="preserve"> [8/22/2025]</w:t>
       </w:r>
     </w:p>
     <w:p>
@@ -462,7 +516,7 @@
           <w:ilvl w:val="0"/>
           <w:numId w:val="6"/>
         </w:numPr>
-        <w:spacing w:before="240"/>
+        <w:spacing w:before="240" w:after="0" w:line="276" w:lineRule="auto"/>
       </w:pPr>
       <w:r>
         <w:rPr>
@@ -496,12 +550,12 @@
           <w:ilvl w:val="0"/>
           <w:numId w:val="6"/>
         </w:numPr>
-      </w:pPr>
-      <w:r>
-        <w:rPr>
-          <w:rFonts w:ascii="Roboto Mono" w:eastAsia="Roboto Mono" w:hAnsi="Roboto Mono" w:cs="Roboto Mono"/>
-        </w:rPr>
-        <w:lastRenderedPageBreak/>
+        <w:spacing w:after="0" w:line="276" w:lineRule="auto"/>
+      </w:pPr>
+      <w:r>
+        <w:rPr>
+          <w:rFonts w:ascii="Roboto Mono" w:eastAsia="Roboto Mono" w:hAnsi="Roboto Mono" w:cs="Roboto Mono"/>
+        </w:rPr>
         <w:t xml:space="preserve">Detect interface defects between </w:t>
       </w:r>
       <w:r>
@@ -530,7 +584,7 @@
           <w:ilvl w:val="0"/>
           <w:numId w:val="6"/>
         </w:numPr>
-        <w:spacing w:after="240"/>
+        <w:spacing w:after="240" w:line="276" w:lineRule="auto"/>
       </w:pPr>
       <w:r>
         <w:rPr>
@@ -544,7 +598,7 @@
     </w:p>
     <w:p>
       <w:r>
-        <w:pict w14:anchorId="6C493AC1">
+        <w:pict w14:anchorId="5C5C9740">
           <v:rect id="_x0000_i1027" style="width:0;height:1.5pt" o:hralign="center" o:hrstd="t" o:hr="t" fillcolor="#a0a0a0" stroked="f"/>
         </w:pict>
       </w:r>
@@ -568,60 +622,77 @@
       </w:pPr>
       <w:r>
         <w:rPr>
-          <w:b/>
-          <w:shd w:val="clear" w:color="auto" w:fill="B7B7B7"/>
-        </w:rPr>
-        <w:t># Source</w:t>
-      </w:r>
-      <w:r>
-        <w:rPr>
-          <w:shd w:val="clear" w:color="auto" w:fill="B7B7B7"/>
-        </w:rPr>
-        <w:t xml:space="preserve">: </w:t>
-      </w:r>
-      <w:proofErr w:type="spellStart"/>
-      <w:r>
-        <w:rPr>
-          <w:b/>
-          <w:shd w:val="clear" w:color="auto" w:fill="B7B7B7"/>
-        </w:rPr>
-        <w:t>Chatgpt</w:t>
-      </w:r>
-      <w:proofErr w:type="spellEnd"/>
-      <w:r>
-        <w:rPr>
-          <w:b/>
-          <w:shd w:val="clear" w:color="auto" w:fill="B7B7B7"/>
-        </w:rPr>
-        <w:t xml:space="preserve"> </w:t>
-      </w:r>
-      <w:r>
-        <w:rPr>
-          <w:b/>
-          <w:sz w:val="14"/>
-          <w:szCs w:val="14"/>
-          <w:shd w:val="clear" w:color="auto" w:fill="B7B7B7"/>
-        </w:rPr>
-        <w:t>(GPT</w:t>
-      </w:r>
-      <w:r>
-        <w:rPr>
-          <w:rFonts w:ascii="Cambria Math" w:hAnsi="Cambria Math" w:cs="Cambria Math"/>
-          <w:b/>
-          <w:sz w:val="14"/>
-          <w:szCs w:val="14"/>
-          <w:shd w:val="clear" w:color="auto" w:fill="B7B7B7"/>
+          <w:rFonts w:ascii="Arial" w:eastAsia="Arial" w:hAnsi="Arial" w:cs="Arial"/>
+          <w:b/>
+          <w:color w:val="000000"/>
+          <w:sz w:val="18"/>
+          <w:highlight w:val="lightGray"/>
+        </w:rPr>
+        <w:t># Source: AI Source: Provided by: [Data Path</w:t>
+      </w:r>
+      <w:r>
+        <w:rPr>
+          <w:rFonts w:ascii="Arial" w:eastAsia="Arial" w:hAnsi="Arial" w:cs="Arial"/>
+          <w:color w:val="000000"/>
+          <w:sz w:val="18"/>
+          <w:highlight w:val="lightGray"/>
+        </w:rPr>
+        <w:t xml:space="preserve">: Persons Table -&gt; ID Column: 1, Name_En Column: Motasem Essam] -&gt; </w:t>
+      </w:r>
+      <w:r>
+        <w:rPr>
+          <w:rFonts w:ascii="Arial" w:eastAsia="Arial" w:hAnsi="Arial" w:cs="Arial"/>
+          <w:b/>
+          <w:color w:val="000000"/>
+          <w:sz w:val="18"/>
+          <w:highlight w:val="lightGray"/>
+        </w:rPr>
+        <w:t>From:</w:t>
+      </w:r>
+      <w:r>
+        <w:rPr>
+          <w:rFonts w:ascii="Arial" w:eastAsia="Arial" w:hAnsi="Arial" w:cs="Arial"/>
+          <w:color w:val="000000"/>
+          <w:sz w:val="18"/>
+          <w:highlight w:val="lightGray"/>
+        </w:rPr>
+        <w:t xml:space="preserve"> [Chatgpt (GPT</w:t>
+      </w:r>
+      <w:r>
+        <w:rPr>
+          <w:rFonts w:ascii="Arial" w:eastAsia="Arial" w:hAnsi="Arial" w:cs="Cambria Math"/>
+          <w:color w:val="000000"/>
+          <w:sz w:val="18"/>
+          <w:highlight w:val="lightGray"/>
         </w:rPr>
         <w:t>‑</w:t>
       </w:r>
       <w:r>
         <w:rPr>
-          <w:b/>
-          <w:sz w:val="14"/>
-          <w:szCs w:val="14"/>
-          <w:shd w:val="clear" w:color="auto" w:fill="B7B7B7"/>
-        </w:rPr>
-        <w:t>5 Mini) at [8/22/2025]</w:t>
+          <w:rFonts w:ascii="Arial" w:eastAsia="Arial" w:hAnsi="Arial" w:cs="Arial"/>
+          <w:color w:val="000000"/>
+          <w:sz w:val="18"/>
+          <w:highlight w:val="lightGray"/>
+        </w:rPr>
+        <w:t xml:space="preserve">5 Mini)] </w:t>
+      </w:r>
+      <w:r>
+        <w:rPr>
+          <w:rFonts w:ascii="Arial" w:eastAsia="Arial" w:hAnsi="Arial" w:cs="Arial"/>
+          <w:b/>
+          <w:color w:val="000000"/>
+          <w:sz w:val="18"/>
+          <w:highlight w:val="lightGray"/>
+        </w:rPr>
+        <w:t>on</w:t>
+      </w:r>
+      <w:r>
+        <w:rPr>
+          <w:rFonts w:ascii="Arial" w:eastAsia="Arial" w:hAnsi="Arial"/>
+          <w:sz w:val="18"/>
+          <w:highlight w:val="lightGray"/>
+        </w:rPr>
+        <w:t xml:space="preserve"> [8/22/2025]</w:t>
       </w:r>
     </w:p>
     <w:p>
@@ -657,7 +728,7 @@
           <w:ilvl w:val="0"/>
           <w:numId w:val="3"/>
         </w:numPr>
-        <w:spacing w:before="240"/>
+        <w:spacing w:before="240" w:after="0" w:line="276" w:lineRule="auto"/>
       </w:pPr>
       <w:r>
         <w:rPr>
@@ -685,6 +756,7 @@
           <w:ilvl w:val="0"/>
           <w:numId w:val="3"/>
         </w:numPr>
+        <w:spacing w:after="0" w:line="276" w:lineRule="auto"/>
       </w:pPr>
       <w:r>
         <w:rPr>
@@ -712,6 +784,7 @@
           <w:ilvl w:val="0"/>
           <w:numId w:val="3"/>
         </w:numPr>
+        <w:spacing w:after="0" w:line="276" w:lineRule="auto"/>
       </w:pPr>
       <w:r>
         <w:rPr>
@@ -739,6 +812,7 @@
           <w:ilvl w:val="0"/>
           <w:numId w:val="3"/>
         </w:numPr>
+        <w:spacing w:after="0" w:line="276" w:lineRule="auto"/>
       </w:pPr>
       <w:r>
         <w:rPr>
@@ -766,6 +840,7 @@
           <w:ilvl w:val="0"/>
           <w:numId w:val="3"/>
         </w:numPr>
+        <w:spacing w:after="0" w:line="276" w:lineRule="auto"/>
       </w:pPr>
       <w:r>
         <w:rPr>
@@ -793,7 +868,7 @@
           <w:ilvl w:val="0"/>
           <w:numId w:val="3"/>
         </w:numPr>
-        <w:spacing w:after="240"/>
+        <w:spacing w:after="240" w:line="276" w:lineRule="auto"/>
       </w:pPr>
       <w:r>
         <w:rPr>
@@ -848,7 +923,7 @@
           <w:ilvl w:val="0"/>
           <w:numId w:val="1"/>
         </w:numPr>
-        <w:spacing w:before="240"/>
+        <w:spacing w:before="240" w:after="0" w:line="276" w:lineRule="auto"/>
       </w:pPr>
       <w:r>
         <w:rPr>
@@ -882,6 +957,7 @@
           <w:ilvl w:val="0"/>
           <w:numId w:val="1"/>
         </w:numPr>
+        <w:spacing w:after="0" w:line="276" w:lineRule="auto"/>
       </w:pPr>
       <w:r>
         <w:rPr>
@@ -915,7 +991,7 @@
           <w:ilvl w:val="0"/>
           <w:numId w:val="1"/>
         </w:numPr>
-        <w:spacing w:after="240"/>
+        <w:spacing w:after="240" w:line="276" w:lineRule="auto"/>
       </w:pPr>
       <w:r>
         <w:rPr>
@@ -972,7 +1048,7 @@
     </w:p>
     <w:p>
       <w:r>
-        <w:pict w14:anchorId="505FDE52">
+        <w:pict w14:anchorId="67236437">
           <v:rect id="_x0000_i1028" style="width:0;height:1.5pt" o:hralign="center" o:hrstd="t" o:hr="t" fillcolor="#a0a0a0" stroked="f"/>
         </w:pict>
       </w:r>
@@ -996,61 +1072,77 @@
       </w:pPr>
       <w:r>
         <w:rPr>
-          <w:b/>
-          <w:shd w:val="clear" w:color="auto" w:fill="B7B7B7"/>
-        </w:rPr>
-        <w:lastRenderedPageBreak/>
-        <w:t># Source</w:t>
-      </w:r>
-      <w:r>
-        <w:rPr>
-          <w:shd w:val="clear" w:color="auto" w:fill="B7B7B7"/>
-        </w:rPr>
-        <w:t xml:space="preserve">: </w:t>
-      </w:r>
-      <w:proofErr w:type="spellStart"/>
-      <w:r>
-        <w:rPr>
-          <w:b/>
-          <w:shd w:val="clear" w:color="auto" w:fill="B7B7B7"/>
-        </w:rPr>
-        <w:t>Chatgpt</w:t>
-      </w:r>
-      <w:proofErr w:type="spellEnd"/>
-      <w:r>
-        <w:rPr>
-          <w:b/>
-          <w:shd w:val="clear" w:color="auto" w:fill="B7B7B7"/>
-        </w:rPr>
-        <w:t xml:space="preserve"> </w:t>
-      </w:r>
-      <w:r>
-        <w:rPr>
-          <w:b/>
-          <w:sz w:val="14"/>
-          <w:szCs w:val="14"/>
-          <w:shd w:val="clear" w:color="auto" w:fill="B7B7B7"/>
-        </w:rPr>
-        <w:t>(GPT</w:t>
-      </w:r>
-      <w:r>
-        <w:rPr>
-          <w:rFonts w:ascii="Cambria Math" w:hAnsi="Cambria Math" w:cs="Cambria Math"/>
-          <w:b/>
-          <w:sz w:val="14"/>
-          <w:szCs w:val="14"/>
-          <w:shd w:val="clear" w:color="auto" w:fill="B7B7B7"/>
+          <w:rFonts w:ascii="Arial" w:eastAsia="Arial" w:hAnsi="Arial" w:cs="Arial"/>
+          <w:b/>
+          <w:color w:val="000000"/>
+          <w:sz w:val="18"/>
+          <w:highlight w:val="lightGray"/>
+        </w:rPr>
+        <w:t># Source: AI Source: Provided by: [Data Path</w:t>
+      </w:r>
+      <w:r>
+        <w:rPr>
+          <w:rFonts w:ascii="Arial" w:eastAsia="Arial" w:hAnsi="Arial" w:cs="Arial"/>
+          <w:color w:val="000000"/>
+          <w:sz w:val="18"/>
+          <w:highlight w:val="lightGray"/>
+        </w:rPr>
+        <w:t xml:space="preserve">: Persons Table -&gt; ID Column: 1, Name_En Column: Motasem Essam] -&gt; </w:t>
+      </w:r>
+      <w:r>
+        <w:rPr>
+          <w:rFonts w:ascii="Arial" w:eastAsia="Arial" w:hAnsi="Arial" w:cs="Arial"/>
+          <w:b/>
+          <w:color w:val="000000"/>
+          <w:sz w:val="18"/>
+          <w:highlight w:val="lightGray"/>
+        </w:rPr>
+        <w:t>From:</w:t>
+      </w:r>
+      <w:r>
+        <w:rPr>
+          <w:rFonts w:ascii="Arial" w:eastAsia="Arial" w:hAnsi="Arial" w:cs="Arial"/>
+          <w:color w:val="000000"/>
+          <w:sz w:val="18"/>
+          <w:highlight w:val="lightGray"/>
+        </w:rPr>
+        <w:t xml:space="preserve"> [Chatgpt (GPT</w:t>
+      </w:r>
+      <w:r>
+        <w:rPr>
+          <w:rFonts w:ascii="Arial" w:eastAsia="Arial" w:hAnsi="Arial" w:cs="Cambria Math"/>
+          <w:color w:val="000000"/>
+          <w:sz w:val="18"/>
+          <w:highlight w:val="lightGray"/>
         </w:rPr>
         <w:t>‑</w:t>
       </w:r>
       <w:r>
         <w:rPr>
-          <w:b/>
-          <w:sz w:val="14"/>
-          <w:szCs w:val="14"/>
-          <w:shd w:val="clear" w:color="auto" w:fill="B7B7B7"/>
-        </w:rPr>
-        <w:t>5 Mini) at [8/22/2025]</w:t>
+          <w:rFonts w:ascii="Arial" w:eastAsia="Arial" w:hAnsi="Arial" w:cs="Arial"/>
+          <w:color w:val="000000"/>
+          <w:sz w:val="18"/>
+          <w:highlight w:val="lightGray"/>
+        </w:rPr>
+        <w:t xml:space="preserve">5 Mini)] </w:t>
+      </w:r>
+      <w:r>
+        <w:rPr>
+          <w:rFonts w:ascii="Arial" w:eastAsia="Arial" w:hAnsi="Arial" w:cs="Arial"/>
+          <w:b/>
+          <w:color w:val="000000"/>
+          <w:sz w:val="18"/>
+          <w:highlight w:val="lightGray"/>
+        </w:rPr>
+        <w:t>on</w:t>
+      </w:r>
+      <w:r>
+        <w:rPr>
+          <w:rFonts w:ascii="Arial" w:eastAsia="Arial" w:hAnsi="Arial"/>
+          <w:sz w:val="18"/>
+          <w:highlight w:val="lightGray"/>
+        </w:rPr>
+        <w:t xml:space="preserve"> [8/22/2025]</w:t>
       </w:r>
     </w:p>
     <w:p>
@@ -1059,7 +1151,7 @@
           <w:ilvl w:val="0"/>
           <w:numId w:val="2"/>
         </w:numPr>
-        <w:spacing w:before="240"/>
+        <w:spacing w:before="240" w:after="0" w:line="276" w:lineRule="auto"/>
       </w:pPr>
       <w:r>
         <w:rPr>
@@ -1087,6 +1179,7 @@
           <w:ilvl w:val="0"/>
           <w:numId w:val="2"/>
         </w:numPr>
+        <w:spacing w:after="0" w:line="276" w:lineRule="auto"/>
       </w:pPr>
       <w:r>
         <w:rPr>
@@ -1114,7 +1207,7 @@
           <w:ilvl w:val="0"/>
           <w:numId w:val="2"/>
         </w:numPr>
-        <w:spacing w:after="240"/>
+        <w:spacing w:after="240" w:line="276" w:lineRule="auto"/>
       </w:pPr>
       <w:r>
         <w:rPr>
@@ -1138,7 +1231,7 @@
     </w:p>
     <w:p>
       <w:r>
-        <w:pict w14:anchorId="08E0D253">
+        <w:pict w14:anchorId="53C87662">
           <v:rect id="_x0000_i1029" style="width:0;height:1.5pt" o:hralign="center" o:hrstd="t" o:hr="t" fillcolor="#a0a0a0" stroked="f"/>
         </w:pict>
       </w:r>
@@ -1162,60 +1255,77 @@
       </w:pPr>
       <w:r>
         <w:rPr>
-          <w:b/>
-          <w:shd w:val="clear" w:color="auto" w:fill="B7B7B7"/>
-        </w:rPr>
-        <w:t># Source</w:t>
-      </w:r>
-      <w:r>
-        <w:rPr>
-          <w:shd w:val="clear" w:color="auto" w:fill="B7B7B7"/>
-        </w:rPr>
-        <w:t xml:space="preserve">: </w:t>
-      </w:r>
-      <w:proofErr w:type="spellStart"/>
-      <w:r>
-        <w:rPr>
-          <w:b/>
-          <w:shd w:val="clear" w:color="auto" w:fill="B7B7B7"/>
-        </w:rPr>
-        <w:t>Chatgpt</w:t>
-      </w:r>
-      <w:proofErr w:type="spellEnd"/>
-      <w:r>
-        <w:rPr>
-          <w:b/>
-          <w:shd w:val="clear" w:color="auto" w:fill="B7B7B7"/>
-        </w:rPr>
-        <w:t xml:space="preserve"> </w:t>
-      </w:r>
-      <w:r>
-        <w:rPr>
-          <w:b/>
-          <w:sz w:val="14"/>
-          <w:szCs w:val="14"/>
-          <w:shd w:val="clear" w:color="auto" w:fill="B7B7B7"/>
-        </w:rPr>
-        <w:t>(GPT</w:t>
-      </w:r>
-      <w:r>
-        <w:rPr>
-          <w:rFonts w:ascii="Cambria Math" w:hAnsi="Cambria Math" w:cs="Cambria Math"/>
-          <w:b/>
-          <w:sz w:val="14"/>
-          <w:szCs w:val="14"/>
-          <w:shd w:val="clear" w:color="auto" w:fill="B7B7B7"/>
+          <w:rFonts w:ascii="Arial" w:eastAsia="Arial" w:hAnsi="Arial" w:cs="Arial"/>
+          <w:b/>
+          <w:color w:val="000000"/>
+          <w:sz w:val="18"/>
+          <w:highlight w:val="lightGray"/>
+        </w:rPr>
+        <w:t># Source: AI Source: Provided by: [Data Path</w:t>
+      </w:r>
+      <w:r>
+        <w:rPr>
+          <w:rFonts w:ascii="Arial" w:eastAsia="Arial" w:hAnsi="Arial" w:cs="Arial"/>
+          <w:color w:val="000000"/>
+          <w:sz w:val="18"/>
+          <w:highlight w:val="lightGray"/>
+        </w:rPr>
+        <w:t xml:space="preserve">: Persons Table -&gt; ID Column: 1, Name_En Column: Motasem Essam] -&gt; </w:t>
+      </w:r>
+      <w:r>
+        <w:rPr>
+          <w:rFonts w:ascii="Arial" w:eastAsia="Arial" w:hAnsi="Arial" w:cs="Arial"/>
+          <w:b/>
+          <w:color w:val="000000"/>
+          <w:sz w:val="18"/>
+          <w:highlight w:val="lightGray"/>
+        </w:rPr>
+        <w:t>From:</w:t>
+      </w:r>
+      <w:r>
+        <w:rPr>
+          <w:rFonts w:ascii="Arial" w:eastAsia="Arial" w:hAnsi="Arial" w:cs="Arial"/>
+          <w:color w:val="000000"/>
+          <w:sz w:val="18"/>
+          <w:highlight w:val="lightGray"/>
+        </w:rPr>
+        <w:t xml:space="preserve"> [Chatgpt (GPT</w:t>
+      </w:r>
+      <w:r>
+        <w:rPr>
+          <w:rFonts w:ascii="Arial" w:eastAsia="Arial" w:hAnsi="Arial" w:cs="Cambria Math"/>
+          <w:color w:val="000000"/>
+          <w:sz w:val="18"/>
+          <w:highlight w:val="lightGray"/>
         </w:rPr>
         <w:t>‑</w:t>
       </w:r>
       <w:r>
         <w:rPr>
-          <w:b/>
-          <w:sz w:val="14"/>
-          <w:szCs w:val="14"/>
-          <w:shd w:val="clear" w:color="auto" w:fill="B7B7B7"/>
-        </w:rPr>
-        <w:t>5 Mini) at [8/22/2025]</w:t>
+          <w:rFonts w:ascii="Arial" w:eastAsia="Arial" w:hAnsi="Arial" w:cs="Arial"/>
+          <w:color w:val="000000"/>
+          <w:sz w:val="18"/>
+          <w:highlight w:val="lightGray"/>
+        </w:rPr>
+        <w:t xml:space="preserve">5 Mini)] </w:t>
+      </w:r>
+      <w:r>
+        <w:rPr>
+          <w:rFonts w:ascii="Arial" w:eastAsia="Arial" w:hAnsi="Arial" w:cs="Arial"/>
+          <w:b/>
+          <w:color w:val="000000"/>
+          <w:sz w:val="18"/>
+          <w:highlight w:val="lightGray"/>
+        </w:rPr>
+        <w:t>on</w:t>
+      </w:r>
+      <w:r>
+        <w:rPr>
+          <w:rFonts w:ascii="Arial" w:eastAsia="Arial" w:hAnsi="Arial"/>
+          <w:sz w:val="18"/>
+          <w:highlight w:val="lightGray"/>
+        </w:rPr>
+        <w:t xml:space="preserve"> [8/22/2025]</w:t>
       </w:r>
     </w:p>
     <w:p>
@@ -1224,7 +1334,7 @@
           <w:ilvl w:val="0"/>
           <w:numId w:val="5"/>
         </w:numPr>
-        <w:spacing w:before="240"/>
+        <w:spacing w:before="240" w:after="0" w:line="276" w:lineRule="auto"/>
       </w:pPr>
       <w:r>
         <w:rPr>
@@ -1252,6 +1362,7 @@
           <w:ilvl w:val="0"/>
           <w:numId w:val="5"/>
         </w:numPr>
+        <w:spacing w:after="0" w:line="276" w:lineRule="auto"/>
       </w:pPr>
       <w:r>
         <w:rPr>
@@ -1279,7 +1390,7 @@
           <w:ilvl w:val="0"/>
           <w:numId w:val="5"/>
         </w:numPr>
-        <w:spacing w:after="240"/>
+        <w:spacing w:after="240" w:line="276" w:lineRule="auto"/>
         <w:rPr>
           <w:rFonts w:ascii="Roboto Mono" w:eastAsia="Roboto Mono" w:hAnsi="Roboto Mono" w:cs="Roboto Mono"/>
         </w:rPr>
@@ -1299,7 +1410,7 @@
     </w:p>
     <w:p>
       <w:r>
-        <w:pict w14:anchorId="33F16829">
+        <w:pict w14:anchorId="4C7276BA">
           <v:rect id="_x0000_i1030" style="width:0;height:1.5pt" o:hralign="center" o:hrstd="t" o:hr="t" fillcolor="#a0a0a0" stroked="f"/>
         </w:pict>
       </w:r>
@@ -1348,7 +1459,7 @@
     </w:p>
     <w:p>
       <w:r>
-        <w:pict w14:anchorId="4F35B49A">
+        <w:pict w14:anchorId="5E419157">
           <v:rect id="_x0000_i1031" style="width:0;height:1.5pt" o:hralign="center" o:hrstd="t" o:hr="t" fillcolor="#a0a0a0" stroked="f"/>
         </w:pict>
       </w:r>
@@ -1358,24 +1469,18 @@
         <w:spacing w:before="240" w:after="240"/>
       </w:pPr>
     </w:p>
+    <w:p/>
     <w:p/>
     <w:p/>
     <w:p/>
     <w:sectPr>
-      <w:footerReference w:type="default" r:id="rId5"/>
       <w:pgSz w:w="12240" w:h="15840"/>
       <w:pgMar w:top="1440" w:right="1440" w:bottom="1440" w:left="1440" w:header="720" w:footer="720" w:gutter="0"/>
-      <w:pgNumType w:start="1"/>
       <w:cols w:space="720"/>
+      <w:docGrid w:linePitch="360"/>
     </w:sectPr>
   </w:body>
 </w:document>
-</file>
-
-<file path=word/footer1.xml><?xml version="1.0" encoding="utf-8"?>
-<w:ftr xmlns:wpc="http://schemas.microsoft.com/office/word/2010/wordprocessingCanvas" xmlns:cx="http://schemas.microsoft.com/office/drawing/2014/chartex" xmlns:cx1="http://schemas.microsoft.com/office/drawing/2015/9/8/chartex" xmlns:cx2="http://schemas.microsoft.com/office/drawing/2015/10/21/chartex" xmlns:cx3="http://schemas.microsoft.com/office/drawing/2016/5/9/chartex" xmlns:cx4="http://schemas.microsoft.com/office/drawing/2016/5/10/chartex" xmlns:cx5="http://schemas.microsoft.com/office/drawing/2016/5/11/chartex" xmlns:cx6="http://schemas.microsoft.com/office/drawing/2016/5/12/chartex" xmlns:cx7="http://schemas.microsoft.com/office/drawing/2016/5/13/chartex" xmlns:cx8="http://schemas.microsoft.com/office/drawing/2016/5/14/chartex" xmlns:mc="http://schemas.openxmlformats.org/markup-compatibility/2006" xmlns:aink="http://schemas.microsoft.com/office/drawing/2016/ink" xmlns:am3d="http://schemas.microsoft.com/office/drawing/2017/model3d" xmlns:o="urn:schemas-microsoft-com:office:office" xmlns:oel="http://schemas.microsoft.com/office/2019/extlst" xmlns:r="http://schemas.openxmlformats.org/officeDocument/2006/relationships" xmlns:m="http://schemas.openxmlformats.org/officeDocument/2006/math" xmlns:v="urn:schemas-microsoft-com:vml" xmlns:wp14="http://schemas.microsoft.com/office/word/2010/wordprocessingDrawing" xmlns:wp="http://schemas.openxmlformats.org/drawingml/2006/wordprocessingDrawing" xmlns:w10="urn:schemas-microsoft-com:office:word" xmlns:w="http://schemas.openxmlformats.org/wordprocessingml/2006/main" xmlns:w14="http://schemas.microsoft.com/office/word/2010/wordml" xmlns:w15="http://schemas.microsoft.com/office/word/2012/wordml" xmlns:w16cex="http://schemas.microsoft.com/office/word/2018/wordml/cex" xmlns:w16cid="http://schemas.microsoft.com/office/word/2016/wordml/cid" xmlns:w16="http://schemas.microsoft.com/office/word/2018/wordml" xmlns:w16du="http://schemas.microsoft.com/office/word/2023/wordml/word16du" xmlns:w16sdtdh="http://schemas.microsoft.com/office/word/2020/wordml/sdtdatahash" xmlns:w16sdtfl="http://schemas.microsoft.com/office/word/2024/wordml/sdtformatlock" xmlns:w16se="http://schemas.microsoft.com/office/word/2015/wordml/symex" xmlns:wpg="http://schemas.microsoft.com/office/word/2010/wordprocessingGroup" xmlns:wpi="http://schemas.microsoft.com/office/word/2010/wordprocessingInk" xmlns:wne="http://schemas.microsoft.com/office/word/2006/wordml" xmlns:wps="http://schemas.microsoft.com/office/word/2010/wordprocessingShape" mc:Ignorable="w14 w15 w16se w16cid w16 w16cex w16sdtdh w16sdtfl w16du wp14">
-  <w:p/>
-</w:ftr>
 </file>
 
 <file path=word/numbering.xml><?xml version="1.0" encoding="utf-8"?>
@@ -2479,18 +2584,6 @@
   <w:style w:type="paragraph" w:default="1" w:styleId="Normal">
     <w:name w:val="Normal"/>
     <w:qFormat/>
-    <w:rsid w:val="003D7EC7"/>
-    <w:pPr>
-      <w:spacing w:after="0" w:line="276" w:lineRule="auto"/>
-    </w:pPr>
-    <w:rPr>
-      <w:rFonts w:ascii="Arial" w:eastAsia="Arial" w:hAnsi="Arial" w:cs="Arial"/>
-      <w:kern w:val="0"/>
-      <w:sz w:val="22"/>
-      <w:szCs w:val="22"/>
-      <w:lang w:val="en"/>
-      <w14:ligatures w14:val="none"/>
-    </w:rPr>
   </w:style>
   <w:style w:type="paragraph" w:styleId="Heading1">
     <w:name w:val="heading 1"/>
@@ -2499,7 +2592,7 @@
     <w:link w:val="Heading1Char"/>
     <w:uiPriority w:val="9"/>
     <w:qFormat/>
-    <w:rsid w:val="001D144C"/>
+    <w:rsid w:val="009852CB"/>
     <w:pPr>
       <w:keepNext/>
       <w:keepLines/>
@@ -2521,7 +2614,7 @@
     <w:uiPriority w:val="9"/>
     <w:unhideWhenUsed/>
     <w:qFormat/>
-    <w:rsid w:val="001D144C"/>
+    <w:rsid w:val="009852CB"/>
     <w:pPr>
       <w:keepNext/>
       <w:keepLines/>
@@ -2544,7 +2637,7 @@
     <w:semiHidden/>
     <w:unhideWhenUsed/>
     <w:qFormat/>
-    <w:rsid w:val="001D144C"/>
+    <w:rsid w:val="009852CB"/>
     <w:pPr>
       <w:keepNext/>
       <w:keepLines/>
@@ -2567,7 +2660,7 @@
     <w:semiHidden/>
     <w:unhideWhenUsed/>
     <w:qFormat/>
-    <w:rsid w:val="001D144C"/>
+    <w:rsid w:val="009852CB"/>
     <w:pPr>
       <w:keepNext/>
       <w:keepLines/>
@@ -2590,7 +2683,7 @@
     <w:semiHidden/>
     <w:unhideWhenUsed/>
     <w:qFormat/>
-    <w:rsid w:val="001D144C"/>
+    <w:rsid w:val="009852CB"/>
     <w:pPr>
       <w:keepNext/>
       <w:keepLines/>
@@ -2611,11 +2704,11 @@
     <w:semiHidden/>
     <w:unhideWhenUsed/>
     <w:qFormat/>
-    <w:rsid w:val="001D144C"/>
+    <w:rsid w:val="009852CB"/>
     <w:pPr>
       <w:keepNext/>
       <w:keepLines/>
-      <w:spacing w:before="40"/>
+      <w:spacing w:before="40" w:after="0"/>
       <w:outlineLvl w:val="5"/>
     </w:pPr>
     <w:rPr>
@@ -2634,11 +2727,11 @@
     <w:semiHidden/>
     <w:unhideWhenUsed/>
     <w:qFormat/>
-    <w:rsid w:val="001D144C"/>
+    <w:rsid w:val="009852CB"/>
     <w:pPr>
       <w:keepNext/>
       <w:keepLines/>
-      <w:spacing w:before="40"/>
+      <w:spacing w:before="40" w:after="0"/>
       <w:outlineLvl w:val="6"/>
     </w:pPr>
     <w:rPr>
@@ -2655,10 +2748,11 @@
     <w:semiHidden/>
     <w:unhideWhenUsed/>
     <w:qFormat/>
-    <w:rsid w:val="001D144C"/>
+    <w:rsid w:val="009852CB"/>
     <w:pPr>
       <w:keepNext/>
       <w:keepLines/>
+      <w:spacing w:after="0"/>
       <w:outlineLvl w:val="7"/>
     </w:pPr>
     <w:rPr>
@@ -2677,10 +2771,11 @@
     <w:semiHidden/>
     <w:unhideWhenUsed/>
     <w:qFormat/>
-    <w:rsid w:val="001D144C"/>
+    <w:rsid w:val="009852CB"/>
     <w:pPr>
       <w:keepNext/>
       <w:keepLines/>
+      <w:spacing w:after="0"/>
       <w:outlineLvl w:val="8"/>
     </w:pPr>
     <w:rPr>
@@ -2720,7 +2815,7 @@
     <w:basedOn w:val="DefaultParagraphFont"/>
     <w:link w:val="Heading1"/>
     <w:uiPriority w:val="9"/>
-    <w:rsid w:val="001D144C"/>
+    <w:rsid w:val="009852CB"/>
     <w:rPr>
       <w:rFonts w:asciiTheme="majorHAnsi" w:eastAsiaTheme="majorEastAsia" w:hAnsiTheme="majorHAnsi" w:cstheme="majorBidi"/>
       <w:color w:val="2F5496" w:themeColor="accent1" w:themeShade="BF"/>
@@ -2733,7 +2828,7 @@
     <w:basedOn w:val="DefaultParagraphFont"/>
     <w:link w:val="Heading2"/>
     <w:uiPriority w:val="9"/>
-    <w:rsid w:val="001D144C"/>
+    <w:rsid w:val="009852CB"/>
     <w:rPr>
       <w:rFonts w:asciiTheme="majorHAnsi" w:eastAsiaTheme="majorEastAsia" w:hAnsiTheme="majorHAnsi" w:cstheme="majorBidi"/>
       <w:color w:val="2F5496" w:themeColor="accent1" w:themeShade="BF"/>
@@ -2747,7 +2842,7 @@
     <w:link w:val="Heading3"/>
     <w:uiPriority w:val="9"/>
     <w:semiHidden/>
-    <w:rsid w:val="001D144C"/>
+    <w:rsid w:val="009852CB"/>
     <w:rPr>
       <w:rFonts w:eastAsiaTheme="majorEastAsia" w:cstheme="majorBidi"/>
       <w:color w:val="2F5496" w:themeColor="accent1" w:themeShade="BF"/>
@@ -2761,7 +2856,7 @@
     <w:link w:val="Heading4"/>
     <w:uiPriority w:val="9"/>
     <w:semiHidden/>
-    <w:rsid w:val="001D144C"/>
+    <w:rsid w:val="009852CB"/>
     <w:rPr>
       <w:rFonts w:eastAsiaTheme="majorEastAsia" w:cstheme="majorBidi"/>
       <w:i/>
@@ -2775,7 +2870,7 @@
     <w:link w:val="Heading5"/>
     <w:uiPriority w:val="9"/>
     <w:semiHidden/>
-    <w:rsid w:val="001D144C"/>
+    <w:rsid w:val="009852CB"/>
     <w:rPr>
       <w:rFonts w:eastAsiaTheme="majorEastAsia" w:cstheme="majorBidi"/>
       <w:color w:val="2F5496" w:themeColor="accent1" w:themeShade="BF"/>
@@ -2787,7 +2882,7 @@
     <w:link w:val="Heading6"/>
     <w:uiPriority w:val="9"/>
     <w:semiHidden/>
-    <w:rsid w:val="001D144C"/>
+    <w:rsid w:val="009852CB"/>
     <w:rPr>
       <w:rFonts w:eastAsiaTheme="majorEastAsia" w:cstheme="majorBidi"/>
       <w:i/>
@@ -2801,7 +2896,7 @@
     <w:link w:val="Heading7"/>
     <w:uiPriority w:val="9"/>
     <w:semiHidden/>
-    <w:rsid w:val="001D144C"/>
+    <w:rsid w:val="009852CB"/>
     <w:rPr>
       <w:rFonts w:eastAsiaTheme="majorEastAsia" w:cstheme="majorBidi"/>
       <w:color w:val="595959" w:themeColor="text1" w:themeTint="A6"/>
@@ -2813,7 +2908,7 @@
     <w:link w:val="Heading8"/>
     <w:uiPriority w:val="9"/>
     <w:semiHidden/>
-    <w:rsid w:val="001D144C"/>
+    <w:rsid w:val="009852CB"/>
     <w:rPr>
       <w:rFonts w:eastAsiaTheme="majorEastAsia" w:cstheme="majorBidi"/>
       <w:i/>
@@ -2827,7 +2922,7 @@
     <w:link w:val="Heading9"/>
     <w:uiPriority w:val="9"/>
     <w:semiHidden/>
-    <w:rsid w:val="001D144C"/>
+    <w:rsid w:val="009852CB"/>
     <w:rPr>
       <w:rFonts w:eastAsiaTheme="majorEastAsia" w:cstheme="majorBidi"/>
       <w:color w:val="272727" w:themeColor="text1" w:themeTint="D8"/>
@@ -2840,7 +2935,7 @@
     <w:link w:val="TitleChar"/>
     <w:uiPriority w:val="10"/>
     <w:qFormat/>
-    <w:rsid w:val="001D144C"/>
+    <w:rsid w:val="009852CB"/>
     <w:pPr>
       <w:spacing w:after="80" w:line="240" w:lineRule="auto"/>
       <w:contextualSpacing/>
@@ -2858,7 +2953,7 @@
     <w:basedOn w:val="DefaultParagraphFont"/>
     <w:link w:val="Title"/>
     <w:uiPriority w:val="10"/>
-    <w:rsid w:val="001D144C"/>
+    <w:rsid w:val="009852CB"/>
     <w:rPr>
       <w:rFonts w:asciiTheme="majorHAnsi" w:eastAsiaTheme="majorEastAsia" w:hAnsiTheme="majorHAnsi" w:cstheme="majorBidi"/>
       <w:spacing w:val="-10"/>
@@ -2874,7 +2969,7 @@
     <w:link w:val="SubtitleChar"/>
     <w:uiPriority w:val="11"/>
     <w:qFormat/>
-    <w:rsid w:val="001D144C"/>
+    <w:rsid w:val="009852CB"/>
     <w:pPr>
       <w:numPr>
         <w:ilvl w:val="1"/>
@@ -2893,7 +2988,7 @@
     <w:basedOn w:val="DefaultParagraphFont"/>
     <w:link w:val="Subtitle"/>
     <w:uiPriority w:val="11"/>
-    <w:rsid w:val="001D144C"/>
+    <w:rsid w:val="009852CB"/>
     <w:rPr>
       <w:rFonts w:eastAsiaTheme="majorEastAsia" w:cstheme="majorBidi"/>
       <w:color w:val="595959" w:themeColor="text1" w:themeTint="A6"/>
@@ -2909,7 +3004,7 @@
     <w:link w:val="QuoteChar"/>
     <w:uiPriority w:val="29"/>
     <w:qFormat/>
-    <w:rsid w:val="001D144C"/>
+    <w:rsid w:val="009852CB"/>
     <w:pPr>
       <w:spacing w:before="160"/>
       <w:jc w:val="center"/>
@@ -2925,7 +3020,7 @@
     <w:basedOn w:val="DefaultParagraphFont"/>
     <w:link w:val="Quote"/>
     <w:uiPriority w:val="29"/>
-    <w:rsid w:val="001D144C"/>
+    <w:rsid w:val="009852CB"/>
     <w:rPr>
       <w:i/>
       <w:iCs/>
@@ -2937,7 +3032,7 @@
     <w:basedOn w:val="Normal"/>
     <w:uiPriority w:val="34"/>
     <w:qFormat/>
-    <w:rsid w:val="001D144C"/>
+    <w:rsid w:val="009852CB"/>
     <w:pPr>
       <w:ind w:left="720"/>
       <w:contextualSpacing/>
@@ -2948,7 +3043,7 @@
     <w:basedOn w:val="DefaultParagraphFont"/>
     <w:uiPriority w:val="21"/>
     <w:qFormat/>
-    <w:rsid w:val="001D144C"/>
+    <w:rsid w:val="009852CB"/>
     <w:rPr>
       <w:i/>
       <w:iCs/>
@@ -2962,7 +3057,7 @@
     <w:link w:val="IntenseQuoteChar"/>
     <w:uiPriority w:val="30"/>
     <w:qFormat/>
-    <w:rsid w:val="001D144C"/>
+    <w:rsid w:val="009852CB"/>
     <w:pPr>
       <w:pBdr>
         <w:top w:val="single" w:sz="4" w:space="10" w:color="2F5496" w:themeColor="accent1" w:themeShade="BF"/>
@@ -2983,7 +3078,7 @@
     <w:basedOn w:val="DefaultParagraphFont"/>
     <w:link w:val="IntenseQuote"/>
     <w:uiPriority w:val="30"/>
-    <w:rsid w:val="001D144C"/>
+    <w:rsid w:val="009852CB"/>
     <w:rPr>
       <w:i/>
       <w:iCs/>
@@ -2995,7 +3090,7 @@
     <w:basedOn w:val="DefaultParagraphFont"/>
     <w:uiPriority w:val="32"/>
     <w:qFormat/>
-    <w:rsid w:val="001D144C"/>
+    <w:rsid w:val="009852CB"/>
     <w:rPr>
       <w:b/>
       <w:bCs/>
